--- a/documentation/HORIZON_GRID_LINUX_TECHNICAL_DOCUMENTATION.docx
+++ b/documentation/HORIZON_GRID_LINUX_TECHNICAL_DOCUMENTATION.docx
@@ -211,7 +211,7 @@
       </w:r>
       <w:r>
         <w:rPr/>
-        <w:t xml:space="preserve">horizon-grid_0.1.0_amd64.deb</w:t>
+        <w:t xml:space="preserve">horizon-grid_0.2.0_amd64.deb</w:t>
       </w:r>
       <w:r>
         <w:rPr/>
@@ -3733,7 +3733,7 @@
       </w:r>
       <w:r>
         <w:rPr/>
-        <w:t xml:space="preserve">horizon-grid_0.1.0_amd64.deb</w:t>
+        <w:t xml:space="preserve">horizon-grid_0.2.0_amd64.deb</w:t>
       </w:r>
       <w:r>
         <w:rPr/>
@@ -3908,7 +3908,7 @@
       </w:r>
       <w:r>
         <w:rPr/>
-        <w:t xml:space="preserve">0.1.0</w:t>
+        <w:t xml:space="preserve">0.2.0</w:t>
       </w:r>
       <w:r>
         <w:rPr/>

--- a/documentation/HORIZON_GRID_LINUX_TECHNICAL_DOCUMENTATION.docx
+++ b/documentation/HORIZON_GRID_LINUX_TECHNICAL_DOCUMENTATION.docx
@@ -211,7 +211,7 @@
       </w:r>
       <w:r>
         <w:rPr/>
-        <w:t xml:space="preserve">horizon-grid_0.2.0_amd64.deb</w:t>
+        <w:t xml:space="preserve">horizon-grid_0.2.2_amd64.deb</w:t>
       </w:r>
       <w:r>
         <w:rPr/>
@@ -3733,7 +3733,7 @@
       </w:r>
       <w:r>
         <w:rPr/>
-        <w:t xml:space="preserve">horizon-grid_0.2.0_amd64.deb</w:t>
+        <w:t xml:space="preserve">horizon-grid_0.2.2_amd64.deb</w:t>
       </w:r>
       <w:r>
         <w:rPr/>
@@ -3908,7 +3908,7 @@
       </w:r>
       <w:r>
         <w:rPr/>
-        <w:t xml:space="preserve">0.2.0</w:t>
+        <w:t xml:space="preserve">0.2.2</w:t>
       </w:r>
       <w:r>
         <w:rPr/>

--- a/documentation/HORIZON_GRID_LINUX_TECHNICAL_DOCUMENTATION.docx
+++ b/documentation/HORIZON_GRID_LINUX_TECHNICAL_DOCUMENTATION.docx
@@ -70,7 +70,7 @@
       </w:r>
       <w:r>
         <w:rPr/>
-        <w:t xml:space="preserve"> 0.1.0</w:t>
+        <w:t xml:space="preserve"> 0.2.3</w:t>
       </w:r>
     </w:p>
     <w:p>
@@ -85,7 +85,7 @@
       </w:r>
       <w:r>
         <w:rPr/>
-        <w:t xml:space="preserve"> 2026-08-17</w:t>
+        <w:t xml:space="preserve"> 2026-08-20</w:t>
       </w:r>
     </w:p>
     <w:p>
@@ -1691,11 +1691,11 @@
       </w:r>
       <w:r>
         <w:rPr/>
-        <w:t xml:space="preserve">GET /health</w:t>
-      </w:r>
-      <w:r>
-        <w:rPr/>
-        <w:t xml:space="preserve"> → register the admin account via </w:t>
+        <w:t xml:space="preserve">GET /health/detailed</w:t>
+      </w:r>
+      <w:r>
+        <w:rPr/>
+        <w:t xml:space="preserve"> (up to 3 minutes -- confirms Postgres is genuinely reachable before the next step writes to it, not just that the process has started) → register the admin account via </w:t>
       </w:r>
       <w:r>
         <w:rPr/>
@@ -1703,7 +1703,7 @@
       </w:r>
       <w:r>
         <w:rPr/>
-        <w:t xml:space="preserve"> (fresh install only) → confirm via </w:t>
+        <w:t xml:space="preserve"> (bootstrap-only: succeeds only while the users table is empty, so this only actually creates an account on a genuinely fresh install) → confirm via </w:t>
       </w:r>
       <w:r>
         <w:rPr/>

--- a/documentation/HORIZON_GRID_LINUX_TECHNICAL_DOCUMENTATION.docx
+++ b/documentation/HORIZON_GRID_LINUX_TECHNICAL_DOCUMENTATION.docx
@@ -70,7 +70,7 @@
       </w:r>
       <w:r>
         <w:rPr/>
-        <w:t xml:space="preserve"> 0.2.3</w:t>
+        <w:t xml:space="preserve"> 0.2.4</w:t>
       </w:r>
     </w:p>
     <w:p>
@@ -85,7 +85,7 @@
       </w:r>
       <w:r>
         <w:rPr/>
-        <w:t xml:space="preserve"> 2026-08-20</w:t>
+        <w:t xml:space="preserve"> 2026-08-21</w:t>
       </w:r>
     </w:p>
     <w:p>
@@ -1810,7 +1810,23 @@
       </w:r>
       <w:r>
         <w:rPr/>
-        <w:t xml:space="preserve">: Ollama, Anthropic, Amazon Bedrock, Google Gemini, and Groq — all five are wizard-configurable AI backend choices, written straight to </w:t>
+        <w:t xml:space="preserve">: all eleven backends (Ollama, Anthropic, Amazon Bedrock, Google Gemini, Groq, OpenAI, Kimi, DeepSeek, xAI, Mistral, OpenRouter) are wizard-configurable choices (</w:t>
+      </w:r>
+      <w:r>
+        <w:rPr/>
+        <w:t xml:space="preserve">linux/wizard/setup_wizard.py</w:t>
+      </w:r>
+      <w:r>
+        <w:rPr/>
+        <w:t xml:space="preserve">'s own </w:t>
+      </w:r>
+      <w:r>
+        <w:rPr/>
+        <w:t xml:space="preserve">backends</w:t>
+      </w:r>
+      <w:r>
+        <w:rPr/>
+        <w:t xml:space="preserve"> list), written straight to </w:t>
       </w:r>
       <w:r>
         <w:rPr/>

--- a/documentation/HORIZON_GRID_LINUX_TECHNICAL_DOCUMENTATION.docx
+++ b/documentation/HORIZON_GRID_LINUX_TECHNICAL_DOCUMENTATION.docx
@@ -70,7 +70,7 @@
       </w:r>
       <w:r>
         <w:rPr/>
-        <w:t xml:space="preserve"> 0.2.4</w:t>
+        <w:t xml:space="preserve"> 0.2.5</w:t>
       </w:r>
     </w:p>
     <w:p>
@@ -85,7 +85,7 @@
       </w:r>
       <w:r>
         <w:rPr/>
-        <w:t xml:space="preserve"> 2026-08-21</w:t>
+        <w:t xml:space="preserve"> 2026-08-23</w:t>
       </w:r>
     </w:p>
     <w:p>
